--- a/3/РБП/АлбахтинИВ_ПР1.docx
+++ b/3/РБП/АлбахтинИВ_ПР1.docx
@@ -788,13 +788,7 @@
               <w:rPr>
                 <w:rFonts w:cs="Times New Roman"/>
               </w:rPr>
-              <w:t xml:space="preserve">          </w:t>
-            </w:r>
-            <w:r>
-              <w:rPr>
-                <w:rFonts w:cs="Times New Roman"/>
-              </w:rPr>
-              <w:t>«19</w:t>
+              <w:t xml:space="preserve">          «19</w:t>
             </w:r>
             <w:r>
               <w:rPr>
@@ -1426,13 +1420,7 @@
         <w:rPr>
           <w:b/>
         </w:rPr>
-        <w:t>Границы процесса (начало/конец</w:t>
-      </w:r>
-      <w:r>
-        <w:rPr>
-          <w:b/>
-        </w:rPr>
-        <w:t>/</w:t>
+        <w:t>Границы процесса (начало/конец/</w:t>
       </w:r>
       <w:r>
         <w:rPr>
@@ -2187,10 +2175,7 @@
         <w:t>Смешение типов стрелок</w:t>
       </w:r>
       <w:r>
-        <w:t xml:space="preserve">: </w:t>
-      </w:r>
-      <w:r>
-        <w:t>некоторые потоки данных выглядят как входы, хотя по смыслу являются управляющими воздействиями.</w:t>
+        <w:t>: некоторые потоки данных выглядят как входы, хотя по смыслу являются управляющими воздействиями.</w:t>
       </w:r>
     </w:p>
     <w:p>
@@ -2205,10 +2190,7 @@
         <w:t>Некорректная декомпозиция процесса</w:t>
       </w:r>
       <w:r>
-        <w:t xml:space="preserve">: </w:t>
-      </w:r>
-      <w:r>
-        <w:t>На верхнем уровне показаны цеха</w:t>
+        <w:t>: На верхнем уровне показаны цеха</w:t>
       </w:r>
       <w:r>
         <w:t xml:space="preserve">, но </w:t>
@@ -2229,10 +2211,7 @@
         </w:numPr>
       </w:pPr>
       <w:r>
-        <w:t xml:space="preserve">Неправильная </w:t>
-      </w:r>
-      <w:r>
-        <w:t>формулировка функций</w:t>
+        <w:t>Неправильная формулировка функций</w:t>
       </w:r>
       <w:r>
         <w:t xml:space="preserve">: </w:t>
@@ -2244,10 +2223,7 @@
         <w:t xml:space="preserve"> - </w:t>
       </w:r>
       <w:r>
-        <w:t>Выполнение раскроя</w:t>
-      </w:r>
-      <w:r>
-        <w:t xml:space="preserve"> и тд.</w:t>
+        <w:t>Выполнение раскроя и тд.</w:t>
       </w:r>
     </w:p>
     <w:p>
@@ -2278,15 +2254,7 @@
           <w:b w:val="0"/>
           <w:bCs w:val="0"/>
         </w:rPr>
-        <w:t>преобразовывать вход в выход</w:t>
-      </w:r>
-      <w:r>
-        <w:rPr>
-          <w:rStyle w:val="aa"/>
-          <w:b w:val="0"/>
-          <w:bCs w:val="0"/>
-        </w:rPr>
-        <w:t>.</w:t>
+        <w:t>преобразовывать вход в выход.</w:t>
       </w:r>
     </w:p>
     <w:p>
@@ -2323,10 +2291,10 @@
           <w:noProof/>
         </w:rPr>
         <w:drawing>
-          <wp:inline distT="0" distB="0" distL="0" distR="0" wp14:anchorId="4EE3D37F" wp14:editId="34EAAC97">
-            <wp:extent cx="5928360" cy="4107180"/>
-            <wp:effectExtent l="0" t="0" r="0" b="7620"/>
-            <wp:docPr id="1" name="Рисунок 1"/>
+          <wp:inline distT="0" distB="0" distL="0" distR="0" wp14:anchorId="5B5B3B97" wp14:editId="472BA6F1">
+            <wp:extent cx="5925820" cy="4103370"/>
+            <wp:effectExtent l="0" t="0" r="0" b="0"/>
+            <wp:docPr id="8" name="Рисунок 8"/>
             <wp:cNvGraphicFramePr>
               <a:graphicFrameLocks xmlns:a="http://schemas.openxmlformats.org/drawingml/2006/main" noChangeAspect="1"/>
             </wp:cNvGraphicFramePr>
@@ -2334,7 +2302,7 @@
               <a:graphicData uri="http://schemas.openxmlformats.org/drawingml/2006/picture">
                 <pic:pic xmlns:pic="http://schemas.openxmlformats.org/drawingml/2006/picture">
                   <pic:nvPicPr>
-                    <pic:cNvPr id="0" name="Picture 13"/>
+                    <pic:cNvPr id="0" name="Picture 1"/>
                     <pic:cNvPicPr>
                       <a:picLocks noChangeAspect="1" noChangeArrowheads="1"/>
                     </pic:cNvPicPr>
@@ -2355,7 +2323,7 @@
                   <pic:spPr bwMode="auto">
                     <a:xfrm>
                       <a:off x="0" y="0"/>
-                      <a:ext cx="5928360" cy="4107180"/>
+                      <a:ext cx="5925820" cy="4103370"/>
                     </a:xfrm>
                     <a:prstGeom prst="rect">
                       <a:avLst/>
@@ -2482,10 +2450,10 @@
           <w:noProof/>
         </w:rPr>
         <w:drawing>
-          <wp:inline distT="0" distB="0" distL="0" distR="0" wp14:anchorId="7DD11B7B" wp14:editId="0C55468E">
-            <wp:extent cx="5940425" cy="4113530"/>
-            <wp:effectExtent l="0" t="0" r="3175" b="1270"/>
-            <wp:docPr id="4" name="Рисунок 4"/>
+          <wp:inline distT="0" distB="0" distL="0" distR="0" wp14:anchorId="164E534B" wp14:editId="007CDC9B">
+            <wp:extent cx="5925820" cy="4103370"/>
+            <wp:effectExtent l="0" t="0" r="0" b="0"/>
+            <wp:docPr id="5" name="Рисунок 5"/>
             <wp:cNvGraphicFramePr>
               <a:graphicFrameLocks xmlns:a="http://schemas.openxmlformats.org/drawingml/2006/main" noChangeAspect="1"/>
             </wp:cNvGraphicFramePr>
@@ -2493,7 +2461,7 @@
               <a:graphicData uri="http://schemas.openxmlformats.org/drawingml/2006/picture">
                 <pic:pic xmlns:pic="http://schemas.openxmlformats.org/drawingml/2006/picture">
                   <pic:nvPicPr>
-                    <pic:cNvPr id="0" name="Picture 15"/>
+                    <pic:cNvPr id="0" name="Picture 1"/>
                     <pic:cNvPicPr>
                       <a:picLocks noChangeAspect="1" noChangeArrowheads="1"/>
                     </pic:cNvPicPr>
@@ -2514,7 +2482,7 @@
                   <pic:spPr bwMode="auto">
                     <a:xfrm>
                       <a:off x="0" y="0"/>
-                      <a:ext cx="5940425" cy="4113530"/>
+                      <a:ext cx="5925820" cy="4103370"/>
                     </a:xfrm>
                     <a:prstGeom prst="rect">
                       <a:avLst/>
@@ -2939,7 +2907,7 @@
     </w:p>
     <w:p>
       <w:pPr>
-        <w:ind w:firstLine="0"/>
+        <w:ind w:left="-1701" w:right="-850" w:firstLine="0"/>
         <w:jc w:val="center"/>
         <w:rPr>
           <w:rFonts w:cs="Times New Roman"/>
@@ -2951,19 +2919,14 @@
       </w:pPr>
       <w:r>
         <w:rPr>
-          <w:rFonts w:cs="Times New Roman"/>
-          <w:b/>
-          <w:bCs/>
           <w:noProof/>
-          <w:sz w:val="32"/>
-          <w:szCs w:val="32"/>
         </w:rPr>
         <w:lastRenderedPageBreak/>
         <w:drawing>
-          <wp:inline distT="0" distB="0" distL="0" distR="0" wp14:anchorId="024775F0" wp14:editId="685B0B25">
-            <wp:extent cx="5875020" cy="2186940"/>
-            <wp:effectExtent l="0" t="0" r="0" b="3810"/>
-            <wp:docPr id="5" name="Рисунок 5"/>
+          <wp:inline distT="0" distB="0" distL="0" distR="0" wp14:anchorId="2EB784DB" wp14:editId="442A6188">
+            <wp:extent cx="7519242" cy="4267200"/>
+            <wp:effectExtent l="0" t="0" r="5715" b="0"/>
+            <wp:docPr id="1" name="Рисунок 1"/>
             <wp:cNvGraphicFramePr>
               <a:graphicFrameLocks xmlns:a="http://schemas.openxmlformats.org/drawingml/2006/main" noChangeAspect="1"/>
             </wp:cNvGraphicFramePr>
@@ -2971,39 +2934,23 @@
               <a:graphicData uri="http://schemas.openxmlformats.org/drawingml/2006/picture">
                 <pic:pic xmlns:pic="http://schemas.openxmlformats.org/drawingml/2006/picture">
                   <pic:nvPicPr>
-                    <pic:cNvPr id="0" name="Picture 17"/>
-                    <pic:cNvPicPr>
-                      <a:picLocks noChangeAspect="1" noChangeArrowheads="1"/>
-                    </pic:cNvPicPr>
+                    <pic:cNvPr id="1" name=""/>
+                    <pic:cNvPicPr/>
                   </pic:nvPicPr>
-                  <pic:blipFill rotWithShape="1">
-                    <a:blip r:embed="rId10" cstate="print">
-                      <a:extLst>
-                        <a:ext uri="{28A0092B-C50C-407E-A947-70E740481C1C}">
-                          <a14:useLocalDpi xmlns:a14="http://schemas.microsoft.com/office/drawing/2010/main" val="0"/>
-                        </a:ext>
-                      </a:extLst>
-                    </a:blip>
-                    <a:srcRect r="1027" b="14584"/>
-                    <a:stretch/>
+                  <pic:blipFill>
+                    <a:blip r:embed="rId10"/>
+                    <a:stretch>
+                      <a:fillRect/>
+                    </a:stretch>
                   </pic:blipFill>
-                  <pic:spPr bwMode="auto">
+                  <pic:spPr>
                     <a:xfrm>
                       <a:off x="0" y="0"/>
-                      <a:ext cx="5875020" cy="2186940"/>
+                      <a:ext cx="7542375" cy="4280328"/>
                     </a:xfrm>
                     <a:prstGeom prst="rect">
                       <a:avLst/>
                     </a:prstGeom>
-                    <a:noFill/>
-                    <a:ln>
-                      <a:noFill/>
-                    </a:ln>
-                    <a:extLst>
-                      <a:ext uri="{53640926-AAD7-44D8-BBD7-CCE9431645EC}">
-                        <a14:shadowObscured xmlns:a14="http://schemas.microsoft.com/office/drawing/2010/main"/>
-                      </a:ext>
-                    </a:extLst>
                   </pic:spPr>
                 </pic:pic>
               </a:graphicData>
@@ -3033,7 +2980,14 @@
           <w:szCs w:val="28"/>
           <w:lang w:val="en-US"/>
         </w:rPr>
-        <w:t xml:space="preserve">BPMN </w:t>
+        <w:t>BPMN</w:t>
+      </w:r>
+      <w:r>
+        <w:rPr>
+          <w:rFonts w:cs="Times New Roman"/>
+          <w:szCs w:val="28"/>
+        </w:rPr>
+        <w:t xml:space="preserve"> </w:t>
       </w:r>
       <w:r>
         <w:rPr>
@@ -3041,6 +2995,110 @@
           <w:szCs w:val="28"/>
         </w:rPr>
         <w:t>диаграммы</w:t>
+      </w:r>
+    </w:p>
+    <w:p>
+      <w:pPr>
+        <w:ind w:firstLine="708"/>
+        <w:rPr>
+          <w:rFonts w:cs="Times New Roman"/>
+          <w:b/>
+          <w:bCs/>
+          <w:sz w:val="32"/>
+          <w:szCs w:val="32"/>
+        </w:rPr>
+      </w:pPr>
+      <w:r>
+        <w:rPr>
+          <w:rFonts w:cs="Times New Roman"/>
+          <w:b/>
+          <w:bCs/>
+          <w:sz w:val="32"/>
+          <w:szCs w:val="32"/>
+        </w:rPr>
+        <w:t>Модель В - EPC «Прием на работу сотрудника»</w:t>
+      </w:r>
+    </w:p>
+    <w:p>
+      <w:r>
+        <w:t>Процесс описывает процедуру приема сотрудника, начиная с поступления заявки на подбор и резюме кандидата и заканчивая окончательным закреплением сотрудника в организации либо принятием решения о продолжении поиска кандидатов.</w:t>
+      </w:r>
+    </w:p>
+    <w:p>
+      <w:pPr>
+        <w:rPr>
+          <w:rFonts w:eastAsia="Times New Roman" w:cs="Times New Roman"/>
+          <w:kern w:val="0"/>
+          <w:lang w:eastAsia="ru-RU" w:bidi="ar-SA"/>
+        </w:rPr>
+      </w:pPr>
+      <w:r>
+        <w:rPr>
+          <w:rFonts w:eastAsia="Times New Roman" w:cs="Times New Roman"/>
+          <w:kern w:val="0"/>
+          <w:lang w:eastAsia="ru-RU" w:bidi="ar-SA"/>
+        </w:rPr>
+        <w:t>После поступления заявки выполняется ее обработка менеджером по подбору. По результатам обработки принимается решение о принятии заявки в работу или ее отклонении. В случае отклонения инициируется продолжение поиска кандидатов. Если заявка принята, проводится собеседование с кандидатом, по итогам которого принимается решение о его соответствии требованиям.</w:t>
+      </w:r>
+    </w:p>
+    <w:p>
+      <w:pPr>
+        <w:rPr>
+          <w:rFonts w:eastAsia="Times New Roman" w:cs="Times New Roman"/>
+          <w:kern w:val="0"/>
+          <w:lang w:eastAsia="ru-RU" w:bidi="ar-SA"/>
+        </w:rPr>
+      </w:pPr>
+      <w:r>
+        <w:rPr>
+          <w:rFonts w:eastAsia="Times New Roman" w:cs="Times New Roman"/>
+          <w:kern w:val="0"/>
+          <w:lang w:eastAsia="ru-RU" w:bidi="ar-SA"/>
+        </w:rPr>
+        <w:t xml:space="preserve">При положительном результате собеседования осуществляется кадровое и финансовое оформление сотрудника: параллельно оформляется трудовой договор и создается учетная запись сотрудника в системе. После завершения этих действий предоставляется доступ к информационным ресурсам и </w:t>
+      </w:r>
+      <w:r>
+        <w:rPr>
+          <w:rFonts w:eastAsia="Times New Roman" w:cs="Times New Roman"/>
+          <w:kern w:val="0"/>
+          <w:lang w:eastAsia="ru-RU" w:bidi="ar-SA"/>
+        </w:rPr>
+        <w:lastRenderedPageBreak/>
+        <w:t>организуется испытательный срок.</w:t>
+      </w:r>
+    </w:p>
+    <w:p>
+      <w:pPr>
+        <w:rPr>
+          <w:rFonts w:eastAsia="Times New Roman" w:cs="Times New Roman"/>
+          <w:kern w:val="0"/>
+          <w:lang w:eastAsia="ru-RU" w:bidi="ar-SA"/>
+        </w:rPr>
+      </w:pPr>
+      <w:r>
+        <w:rPr>
+          <w:rFonts w:eastAsia="Times New Roman" w:cs="Times New Roman"/>
+          <w:kern w:val="0"/>
+          <w:lang w:eastAsia="ru-RU" w:bidi="ar-SA"/>
+        </w:rPr>
+        <w:t>По окончании испытательного срока принимается итоговое решение. В случае успешного прохождения сотрудник закрепляется в организации и процесс завершается. Если испытательный срок не пройден, принимается решение о дальнейших действиях по подбору, которое может включать продолжение поиска кандидатов либо пересмотр стратегии поиска с последующим возобновлением подбора.</w:t>
+      </w:r>
+    </w:p>
+    <w:p>
+      <w:pPr>
+        <w:rPr>
+          <w:rFonts w:eastAsia="Times New Roman" w:cs="Times New Roman"/>
+          <w:kern w:val="0"/>
+          <w:lang w:eastAsia="ru-RU" w:bidi="ar-SA"/>
+        </w:rPr>
+      </w:pPr>
+      <w:r>
+        <w:rPr>
+          <w:rFonts w:eastAsia="Times New Roman" w:cs="Times New Roman"/>
+          <w:kern w:val="0"/>
+          <w:lang w:eastAsia="ru-RU" w:bidi="ar-SA"/>
+        </w:rPr>
+        <w:t>Проверка модели выполнена в соответствии с правилами EPC: соблюдено чередование «событие–функция», корректно применены логические операторы XOR и AND, а роли (менеджер по подбору, HR-директор, бухгалтер, администратор) вынесены как исполнители функций и не включены в поток управления. Формулировки событий приведены к состояниям системы (например, «заявка обработана», «договор оформлен», «испытательный срок завершён»), что обеспечивает методическую корректность модели.</w:t>
       </w:r>
     </w:p>
     <w:p>
@@ -3054,18 +3112,14 @@
       </w:pPr>
       <w:r>
         <w:rPr>
-          <w:rFonts w:cs="Times New Roman"/>
-          <w:b/>
-          <w:bCs/>
           <w:noProof/>
-          <w:sz w:val="32"/>
-          <w:szCs w:val="32"/>
-        </w:rPr>
+        </w:rPr>
+        <w:lastRenderedPageBreak/>
         <w:drawing>
-          <wp:inline distT="0" distB="0" distL="0" distR="0" wp14:anchorId="44D74BA4" wp14:editId="5FF6D847">
-            <wp:extent cx="5479443" cy="3406140"/>
-            <wp:effectExtent l="0" t="0" r="6985" b="3810"/>
-            <wp:docPr id="6" name="Рисунок 6"/>
+          <wp:inline distT="0" distB="0" distL="0" distR="0" wp14:anchorId="3DCFA1E4" wp14:editId="5DD1D157">
+            <wp:extent cx="5940425" cy="5118100"/>
+            <wp:effectExtent l="0" t="0" r="3175" b="6350"/>
+            <wp:docPr id="16" name="Рисунок 16"/>
             <wp:cNvGraphicFramePr>
               <a:graphicFrameLocks xmlns:a="http://schemas.openxmlformats.org/drawingml/2006/main" noChangeAspect="1"/>
             </wp:cNvGraphicFramePr>
@@ -3073,39 +3127,23 @@
               <a:graphicData uri="http://schemas.openxmlformats.org/drawingml/2006/picture">
                 <pic:pic xmlns:pic="http://schemas.openxmlformats.org/drawingml/2006/picture">
                   <pic:nvPicPr>
-                    <pic:cNvPr id="0" name="Picture 17"/>
-                    <pic:cNvPicPr>
-                      <a:picLocks noChangeAspect="1" noChangeArrowheads="1"/>
-                    </pic:cNvPicPr>
+                    <pic:cNvPr id="1" name=""/>
+                    <pic:cNvPicPr/>
                   </pic:nvPicPr>
-                  <pic:blipFill rotWithShape="1">
-                    <a:blip r:embed="rId11" cstate="print">
-                      <a:extLst>
-                        <a:ext uri="{28A0092B-C50C-407E-A947-70E740481C1C}">
-                          <a14:useLocalDpi xmlns:a14="http://schemas.microsoft.com/office/drawing/2010/main" val="0"/>
-                        </a:ext>
-                      </a:extLst>
-                    </a:blip>
-                    <a:srcRect r="43004" b="17857"/>
-                    <a:stretch/>
+                  <pic:blipFill>
+                    <a:blip r:embed="rId11"/>
+                    <a:stretch>
+                      <a:fillRect/>
+                    </a:stretch>
                   </pic:blipFill>
-                  <pic:spPr bwMode="auto">
+                  <pic:spPr>
                     <a:xfrm>
                       <a:off x="0" y="0"/>
-                      <a:ext cx="5487087" cy="3410892"/>
+                      <a:ext cx="5940425" cy="5118100"/>
                     </a:xfrm>
                     <a:prstGeom prst="rect">
                       <a:avLst/>
                     </a:prstGeom>
-                    <a:noFill/>
-                    <a:ln>
-                      <a:noFill/>
-                    </a:ln>
-                    <a:extLst>
-                      <a:ext uri="{53640926-AAD7-44D8-BBD7-CCE9431645EC}">
-                        <a14:shadowObscured xmlns:a14="http://schemas.microsoft.com/office/drawing/2010/main"/>
-                      </a:ext>
-                    </a:extLst>
                   </pic:spPr>
                 </pic:pic>
               </a:graphicData>
@@ -3116,37 +3154,6 @@
     </w:p>
     <w:p>
       <w:pPr>
-        <w:jc w:val="center"/>
-        <w:rPr>
-          <w:rFonts w:cs="Times New Roman"/>
-          <w:szCs w:val="28"/>
-        </w:rPr>
-      </w:pPr>
-      <w:r>
-        <w:rPr>
-          <w:rFonts w:cs="Times New Roman"/>
-          <w:szCs w:val="28"/>
-        </w:rPr>
-        <w:t xml:space="preserve">Рисунок 5 – Первая часть </w:t>
-      </w:r>
-      <w:r>
-        <w:rPr>
-          <w:rFonts w:cs="Times New Roman"/>
-          <w:szCs w:val="28"/>
-          <w:lang w:val="en-US"/>
-        </w:rPr>
-        <w:t xml:space="preserve">BPMN </w:t>
-      </w:r>
-      <w:r>
-        <w:rPr>
-          <w:rFonts w:cs="Times New Roman"/>
-          <w:szCs w:val="28"/>
-        </w:rPr>
-        <w:t>диаграммы</w:t>
-      </w:r>
-    </w:p>
-    <w:p>
-      <w:pPr>
         <w:ind w:firstLine="0"/>
         <w:jc w:val="center"/>
         <w:rPr>
@@ -3157,18 +3164,51 @@
       <w:r>
         <w:rPr>
           <w:rFonts w:cs="Times New Roman"/>
-          <w:b/>
-          <w:bCs/>
+          <w:szCs w:val="28"/>
+        </w:rPr>
+        <w:t xml:space="preserve">Рисунок </w:t>
+      </w:r>
+      <w:r>
+        <w:rPr>
+          <w:rFonts w:cs="Times New Roman"/>
+          <w:szCs w:val="28"/>
+        </w:rPr>
+        <w:t>5</w:t>
+      </w:r>
+      <w:r>
+        <w:rPr>
+          <w:rFonts w:cs="Times New Roman"/>
+          <w:szCs w:val="28"/>
+        </w:rPr>
+        <w:t xml:space="preserve"> – </w:t>
+      </w:r>
+      <w:r>
+        <w:rPr>
+          <w:rFonts w:cs="Times New Roman"/>
+          <w:szCs w:val="28"/>
+        </w:rPr>
+        <w:t xml:space="preserve">Процессно-событийная </w:t>
+      </w:r>
+    </w:p>
+    <w:p>
+      <w:pPr>
+        <w:ind w:firstLine="0"/>
+        <w:jc w:val="center"/>
+        <w:rPr>
+          <w:rFonts w:cs="Times New Roman"/>
+          <w:szCs w:val="28"/>
+        </w:rPr>
+      </w:pPr>
+      <w:r>
+        <w:rPr>
           <w:noProof/>
-          <w:sz w:val="32"/>
-          <w:szCs w:val="32"/>
         </w:rPr>
         <w:lastRenderedPageBreak/>
         <w:drawing>
-          <wp:inline distT="0" distB="0" distL="0" distR="0" wp14:anchorId="4B40CAE2" wp14:editId="0DF74554">
-            <wp:extent cx="5829162" cy="4953000"/>
-            <wp:effectExtent l="0" t="0" r="635" b="0"/>
-            <wp:docPr id="7" name="Рисунок 7"/>
+          <wp:inline distT="0" distB="0" distL="0" distR="0" wp14:anchorId="2342DB1B" wp14:editId="5EC6CE58">
+            <wp:extent cx="5940425" cy="6243955"/>
+            <wp:effectExtent l="0" t="0" r="3175" b="4445"/>
+            <wp:docPr id="17" name="Рисунок 17"/>
             <wp:cNvGraphicFramePr>
               <a:graphicFrameLocks xmlns:a="http://schemas.openxmlformats.org/drawingml/2006/main" noChangeAspect="1"/>
             </wp:cNvGraphicFramePr>
@@ -3176,39 +3216,23 @@
               <a:graphicData uri="http://schemas.openxmlformats.org/drawingml/2006/picture">
                 <pic:pic xmlns:pic="http://schemas.openxmlformats.org/drawingml/2006/picture">
                   <pic:nvPicPr>
-                    <pic:cNvPr id="0" name="Picture 17"/>
-                    <pic:cNvPicPr>
-                      <a:picLocks noChangeAspect="1" noChangeArrowheads="1"/>
-                    </pic:cNvPicPr>
+                    <pic:cNvPr id="1" name=""/>
+                    <pic:cNvPicPr/>
                   </pic:nvPicPr>
-                  <pic:blipFill rotWithShape="1">
-                    <a:blip r:embed="rId12" cstate="print">
-                      <a:extLst>
-                        <a:ext uri="{28A0092B-C50C-407E-A947-70E740481C1C}">
-                          <a14:useLocalDpi xmlns:a14="http://schemas.microsoft.com/office/drawing/2010/main" val="0"/>
-                        </a:ext>
-                      </a:extLst>
-                    </a:blip>
-                    <a:srcRect l="57124" r="1027" b="17560"/>
-                    <a:stretch/>
+                  <pic:blipFill>
+                    <a:blip r:embed="rId12"/>
+                    <a:stretch>
+                      <a:fillRect/>
+                    </a:stretch>
                   </pic:blipFill>
-                  <pic:spPr bwMode="auto">
+                  <pic:spPr>
                     <a:xfrm>
                       <a:off x="0" y="0"/>
-                      <a:ext cx="5844125" cy="4965714"/>
+                      <a:ext cx="5940425" cy="6243955"/>
                     </a:xfrm>
                     <a:prstGeom prst="rect">
                       <a:avLst/>
                     </a:prstGeom>
-                    <a:noFill/>
-                    <a:ln>
-                      <a:noFill/>
-                    </a:ln>
-                    <a:extLst>
-                      <a:ext uri="{53640926-AAD7-44D8-BBD7-CCE9431645EC}">
-                        <a14:shadowObscured xmlns:a14="http://schemas.microsoft.com/office/drawing/2010/main"/>
-                      </a:ext>
-                    </a:extLst>
                   </pic:spPr>
                 </pic:pic>
               </a:graphicData>
@@ -3219,166 +3243,6 @@
     </w:p>
     <w:p>
       <w:pPr>
-        <w:jc w:val="center"/>
-        <w:rPr>
-          <w:rFonts w:cs="Times New Roman"/>
-          <w:szCs w:val="28"/>
-        </w:rPr>
-      </w:pPr>
-      <w:r>
-        <w:rPr>
-          <w:rFonts w:cs="Times New Roman"/>
-          <w:szCs w:val="28"/>
-        </w:rPr>
-        <w:t xml:space="preserve">Рисунок 6 – Вторая часть </w:t>
-      </w:r>
-      <w:r>
-        <w:rPr>
-          <w:rFonts w:cs="Times New Roman"/>
-          <w:szCs w:val="28"/>
-          <w:lang w:val="en-US"/>
-        </w:rPr>
-        <w:t>BPMN</w:t>
-      </w:r>
-      <w:r>
-        <w:rPr>
-          <w:rFonts w:cs="Times New Roman"/>
-          <w:szCs w:val="28"/>
-        </w:rPr>
-        <w:t xml:space="preserve"> </w:t>
-      </w:r>
-      <w:r>
-        <w:rPr>
-          <w:rFonts w:cs="Times New Roman"/>
-          <w:szCs w:val="28"/>
-        </w:rPr>
-        <w:t>диаграммы</w:t>
-      </w:r>
-    </w:p>
-    <w:p>
-      <w:pPr>
-        <w:widowControl/>
-        <w:suppressAutoHyphens w:val="0"/>
-        <w:spacing w:after="160" w:line="259" w:lineRule="auto"/>
-        <w:ind w:firstLine="0"/>
-        <w:jc w:val="left"/>
-        <w:rPr>
-          <w:rFonts w:cs="Times New Roman"/>
-          <w:b/>
-          <w:bCs/>
-          <w:sz w:val="32"/>
-          <w:szCs w:val="32"/>
-        </w:rPr>
-      </w:pPr>
-      <w:r>
-        <w:rPr>
-          <w:rFonts w:cs="Times New Roman"/>
-          <w:b/>
-          <w:bCs/>
-          <w:sz w:val="32"/>
-          <w:szCs w:val="32"/>
-        </w:rPr>
-        <w:br w:type="page"/>
-      </w:r>
-    </w:p>
-    <w:p>
-      <w:pPr>
-        <w:ind w:firstLine="708"/>
-        <w:rPr>
-          <w:rFonts w:cs="Times New Roman"/>
-          <w:b/>
-          <w:bCs/>
-          <w:sz w:val="32"/>
-          <w:szCs w:val="32"/>
-        </w:rPr>
-      </w:pPr>
-      <w:r>
-        <w:rPr>
-          <w:rFonts w:cs="Times New Roman"/>
-          <w:b/>
-          <w:bCs/>
-          <w:sz w:val="32"/>
-          <w:szCs w:val="32"/>
-        </w:rPr>
-        <w:lastRenderedPageBreak/>
-        <w:t>Модель В - EPC «Прием на работу сотрудника»</w:t>
-      </w:r>
-    </w:p>
-    <w:p>
-      <w:r>
-        <w:t>Процесс описывает процедуру приема сотрудника, начиная с поступления заявки на подбор и резюме кандидата и заканчивая окончательным закреплением сотрудника в организации либо принятием решения о продолжении поиска кандидатов.</w:t>
-      </w:r>
-    </w:p>
-    <w:p>
-      <w:pPr>
-        <w:rPr>
-          <w:rFonts w:eastAsia="Times New Roman" w:cs="Times New Roman"/>
-          <w:kern w:val="0"/>
-          <w:lang w:eastAsia="ru-RU" w:bidi="ar-SA"/>
-        </w:rPr>
-      </w:pPr>
-      <w:r>
-        <w:rPr>
-          <w:rFonts w:eastAsia="Times New Roman" w:cs="Times New Roman"/>
-          <w:kern w:val="0"/>
-          <w:lang w:eastAsia="ru-RU" w:bidi="ar-SA"/>
-        </w:rPr>
-        <w:t>После поступления заявки выполняется ее обработка менеджером по подбору. По результатам обработки принимается решение о принятии заявки в работу или ее отклонении. В случае отклонения инициируется продолжение поиска кандидатов. Если заявка принята, проводится собеседование с кандидатом, по итогам которого принимается решение о его соответствии требованиям.</w:t>
-      </w:r>
-    </w:p>
-    <w:p>
-      <w:pPr>
-        <w:rPr>
-          <w:rFonts w:eastAsia="Times New Roman" w:cs="Times New Roman"/>
-          <w:kern w:val="0"/>
-          <w:lang w:eastAsia="ru-RU" w:bidi="ar-SA"/>
-        </w:rPr>
-      </w:pPr>
-      <w:r>
-        <w:rPr>
-          <w:rFonts w:eastAsia="Times New Roman" w:cs="Times New Roman"/>
-          <w:kern w:val="0"/>
-          <w:lang w:eastAsia="ru-RU" w:bidi="ar-SA"/>
-        </w:rPr>
-        <w:t>При положительном результате собеседования осуществляется кадровое и финансовое оформление сотрудника: параллельно оформляется трудовой договор и создается учетная запись сотрудника в системе. После завершения этих действий предоставляется доступ к информационным ресурсам и организуется испытательный срок.</w:t>
-      </w:r>
-    </w:p>
-    <w:p>
-      <w:pPr>
-        <w:rPr>
-          <w:rFonts w:eastAsia="Times New Roman" w:cs="Times New Roman"/>
-          <w:kern w:val="0"/>
-          <w:lang w:eastAsia="ru-RU" w:bidi="ar-SA"/>
-        </w:rPr>
-      </w:pPr>
-      <w:r>
-        <w:rPr>
-          <w:rFonts w:eastAsia="Times New Roman" w:cs="Times New Roman"/>
-          <w:kern w:val="0"/>
-          <w:lang w:eastAsia="ru-RU" w:bidi="ar-SA"/>
-        </w:rPr>
-        <w:t>По окончании испытательного срока принимается итоговое решение. В случае успешного прохождения сотрудник закрепляется в организации и процесс завершается. Если испытательный срок не пройден, принимается решение о дальнейших действиях по подбору, которое может включать продолжение поиска кандидатов либо пересмотр стратегии поиска с последующим возобновлением подбора.</w:t>
-      </w:r>
-    </w:p>
-    <w:p>
-      <w:pPr>
-        <w:rPr>
-          <w:rFonts w:eastAsia="Times New Roman" w:cs="Times New Roman"/>
-          <w:kern w:val="0"/>
-          <w:lang w:eastAsia="ru-RU" w:bidi="ar-SA"/>
-        </w:rPr>
-      </w:pPr>
-      <w:r>
-        <w:rPr>
-          <w:rFonts w:eastAsia="Times New Roman" w:cs="Times New Roman"/>
-          <w:kern w:val="0"/>
-          <w:lang w:eastAsia="ru-RU" w:bidi="ar-SA"/>
-        </w:rPr>
-        <w:t>Проверка модели выполнена в соответствии с правилами EPC: соблюдено чередование «событие–функция», корректно применены логические операторы XOR и AND, а роли (менеджер по подбору, HR-директор, бухгалтер, администратор) вынесены как исполнители функций и не включены в поток управления. Формулировки событий приведены к состояниям системы (например, «заявка обработана», «договор оформлен», «испытательный срок завершён»), что обеспечивает методическую корректность модели.</w:t>
-      </w:r>
-    </w:p>
-    <w:p>
-      <w:pPr>
         <w:ind w:firstLine="0"/>
         <w:jc w:val="center"/>
         <w:rPr>
@@ -3388,14 +3252,47 @@
       </w:pPr>
       <w:r>
         <w:rPr>
+          <w:rFonts w:cs="Times New Roman"/>
+          <w:szCs w:val="28"/>
+        </w:rPr>
+        <w:t xml:space="preserve">Рисунок </w:t>
+      </w:r>
+      <w:r>
+        <w:rPr>
+          <w:rFonts w:cs="Times New Roman"/>
+          <w:szCs w:val="28"/>
+        </w:rPr>
+        <w:t>6</w:t>
+      </w:r>
+      <w:r>
+        <w:rPr>
+          <w:rFonts w:cs="Times New Roman"/>
+          <w:szCs w:val="28"/>
+        </w:rPr>
+        <w:t xml:space="preserve"> – Вторая часть EPC диаграммы</w:t>
+      </w:r>
+    </w:p>
+    <w:p>
+      <w:pPr>
+        <w:ind w:firstLine="0"/>
+        <w:jc w:val="center"/>
+        <w:rPr>
+          <w:rFonts w:cs="Times New Roman"/>
+          <w:b/>
+          <w:bCs/>
+          <w:szCs w:val="28"/>
+        </w:rPr>
+      </w:pPr>
+      <w:r>
+        <w:rPr>
           <w:noProof/>
         </w:rPr>
         <w:lastRenderedPageBreak/>
         <w:drawing>
-          <wp:inline distT="0" distB="0" distL="0" distR="0" wp14:anchorId="5E01BBAA" wp14:editId="388AD09C">
-            <wp:extent cx="5940425" cy="6083935"/>
+          <wp:inline distT="0" distB="0" distL="0" distR="0" wp14:anchorId="00BA643C" wp14:editId="597C4B0E">
+            <wp:extent cx="5940425" cy="6386830"/>
             <wp:effectExtent l="0" t="0" r="3175" b="0"/>
-            <wp:docPr id="14" name="Рисунок 14"/>
+            <wp:docPr id="18" name="Рисунок 18"/>
             <wp:cNvGraphicFramePr>
               <a:graphicFrameLocks xmlns:a="http://schemas.openxmlformats.org/drawingml/2006/main" noChangeAspect="1"/>
             </wp:cNvGraphicFramePr>
@@ -3415,7 +3312,7 @@
                   <pic:spPr>
                     <a:xfrm>
                       <a:off x="0" y="0"/>
-                      <a:ext cx="5940425" cy="6083935"/>
+                      <a:ext cx="5940425" cy="6386830"/>
                     </a:xfrm>
                     <a:prstGeom prst="rect">
                       <a:avLst/>
@@ -3456,157 +3353,7 @@
           <w:rFonts w:cs="Times New Roman"/>
           <w:szCs w:val="28"/>
         </w:rPr>
-        <w:t xml:space="preserve"> – Первая часть EPC диаграммы</w:t>
-      </w:r>
-    </w:p>
-    <w:p>
-      <w:pPr>
-        <w:ind w:firstLine="0"/>
-        <w:jc w:val="center"/>
-        <w:rPr>
-          <w:rFonts w:cs="Times New Roman"/>
-          <w:szCs w:val="28"/>
-        </w:rPr>
-      </w:pPr>
-      <w:r>
-        <w:rPr>
-          <w:noProof/>
-        </w:rPr>
-        <w:lastRenderedPageBreak/>
-        <w:drawing>
-          <wp:inline distT="0" distB="0" distL="0" distR="0" wp14:anchorId="58DE2D8F" wp14:editId="36A2BD77">
-            <wp:extent cx="5940425" cy="6906260"/>
-            <wp:effectExtent l="0" t="0" r="3175" b="8890"/>
-            <wp:docPr id="12" name="Рисунок 12"/>
-            <wp:cNvGraphicFramePr>
-              <a:graphicFrameLocks xmlns:a="http://schemas.openxmlformats.org/drawingml/2006/main" noChangeAspect="1"/>
-            </wp:cNvGraphicFramePr>
-            <a:graphic xmlns:a="http://schemas.openxmlformats.org/drawingml/2006/main">
-              <a:graphicData uri="http://schemas.openxmlformats.org/drawingml/2006/picture">
-                <pic:pic xmlns:pic="http://schemas.openxmlformats.org/drawingml/2006/picture">
-                  <pic:nvPicPr>
-                    <pic:cNvPr id="1" name=""/>
-                    <pic:cNvPicPr/>
-                  </pic:nvPicPr>
-                  <pic:blipFill>
-                    <a:blip r:embed="rId14"/>
-                    <a:stretch>
-                      <a:fillRect/>
-                    </a:stretch>
-                  </pic:blipFill>
-                  <pic:spPr>
-                    <a:xfrm>
-                      <a:off x="0" y="0"/>
-                      <a:ext cx="5940425" cy="6906260"/>
-                    </a:xfrm>
-                    <a:prstGeom prst="rect">
-                      <a:avLst/>
-                    </a:prstGeom>
-                  </pic:spPr>
-                </pic:pic>
-              </a:graphicData>
-            </a:graphic>
-          </wp:inline>
-        </w:drawing>
-      </w:r>
-    </w:p>
-    <w:p>
-      <w:pPr>
-        <w:ind w:firstLine="0"/>
-        <w:jc w:val="center"/>
-        <w:rPr>
-          <w:rFonts w:cs="Times New Roman"/>
-          <w:szCs w:val="28"/>
-        </w:rPr>
-      </w:pPr>
-      <w:r>
-        <w:rPr>
-          <w:rFonts w:cs="Times New Roman"/>
-          <w:szCs w:val="28"/>
-        </w:rPr>
-        <w:t xml:space="preserve">Рисунок </w:t>
-      </w:r>
-      <w:r>
-        <w:rPr>
-          <w:rFonts w:cs="Times New Roman"/>
-          <w:szCs w:val="28"/>
-        </w:rPr>
-        <w:t>8</w:t>
-      </w:r>
-      <w:r>
-        <w:rPr>
-          <w:rFonts w:cs="Times New Roman"/>
-          <w:szCs w:val="28"/>
-        </w:rPr>
-        <w:t xml:space="preserve"> – Вторая часть EPC диаграммы</w:t>
-      </w:r>
-    </w:p>
-    <w:p>
-      <w:pPr>
-        <w:ind w:firstLine="0"/>
-        <w:jc w:val="center"/>
-        <w:rPr>
-          <w:rFonts w:cs="Times New Roman"/>
-          <w:szCs w:val="28"/>
-        </w:rPr>
-      </w:pPr>
-      <w:r>
-        <w:rPr>
-          <w:noProof/>
-        </w:rPr>
-        <w:lastRenderedPageBreak/>
-        <w:drawing>
-          <wp:inline distT="0" distB="0" distL="0" distR="0" wp14:anchorId="1A6D8B3E" wp14:editId="0C271E8F">
-            <wp:extent cx="5940425" cy="4892675"/>
-            <wp:effectExtent l="0" t="0" r="3175" b="3175"/>
-            <wp:docPr id="13" name="Рисунок 13"/>
-            <wp:cNvGraphicFramePr>
-              <a:graphicFrameLocks xmlns:a="http://schemas.openxmlformats.org/drawingml/2006/main" noChangeAspect="1"/>
-            </wp:cNvGraphicFramePr>
-            <a:graphic xmlns:a="http://schemas.openxmlformats.org/drawingml/2006/main">
-              <a:graphicData uri="http://schemas.openxmlformats.org/drawingml/2006/picture">
-                <pic:pic xmlns:pic="http://schemas.openxmlformats.org/drawingml/2006/picture">
-                  <pic:nvPicPr>
-                    <pic:cNvPr id="1" name=""/>
-                    <pic:cNvPicPr/>
-                  </pic:nvPicPr>
-                  <pic:blipFill>
-                    <a:blip r:embed="rId15"/>
-                    <a:stretch>
-                      <a:fillRect/>
-                    </a:stretch>
-                  </pic:blipFill>
-                  <pic:spPr>
-                    <a:xfrm>
-                      <a:off x="0" y="0"/>
-                      <a:ext cx="5940425" cy="4892675"/>
-                    </a:xfrm>
-                    <a:prstGeom prst="rect">
-                      <a:avLst/>
-                    </a:prstGeom>
-                  </pic:spPr>
-                </pic:pic>
-              </a:graphicData>
-            </a:graphic>
-          </wp:inline>
-        </w:drawing>
-      </w:r>
-    </w:p>
-    <w:p>
-      <w:pPr>
-        <w:ind w:firstLine="0"/>
-        <w:jc w:val="center"/>
-        <w:rPr>
-          <w:rFonts w:cs="Times New Roman"/>
-          <w:szCs w:val="28"/>
-        </w:rPr>
-      </w:pPr>
-      <w:r>
-        <w:rPr>
-          <w:rFonts w:cs="Times New Roman"/>
-          <w:szCs w:val="28"/>
-        </w:rPr>
-        <w:t xml:space="preserve">Рисунок 9 – </w:t>
+        <w:t xml:space="preserve"> – </w:t>
       </w:r>
       <w:r>
         <w:rPr>
@@ -3732,7 +3479,7 @@
         </w:rPr>
         <w:t xml:space="preserve">Рочев, К. В. Информационные технологии. Анализ и проектирование информационных систем : учебное пособие для вузов / К. В. Рочев. — 3-е изд., стер. — Санкт-Петербург : Лань, 2022. — 128 с. — ISBN 978-5-507-44339-0. — Текст : электронный // Лань : электронно-библиотечная система. — URL: </w:t>
       </w:r>
-      <w:hyperlink r:id="rId16" w:tgtFrame="_new" w:history="1">
+      <w:hyperlink r:id="rId14" w:tgtFrame="_new" w:history="1">
         <w:r>
           <w:rPr>
             <w:rStyle w:val="ac"/>
@@ -3768,7 +3515,7 @@
         </w:rPr>
         <w:t xml:space="preserve">Одинцова, М. А. Предметно-ориентированные информационные системы. Практикум : учебное пособие / М. А. Одинцова. — Москва : РТУ МИРЭА, 2022. — 106 с. — Текст : электронный // Лань : электронно-библиотечная система. — URL: </w:t>
       </w:r>
-      <w:hyperlink r:id="rId17" w:tgtFrame="_new" w:history="1">
+      <w:hyperlink r:id="rId15" w:tgtFrame="_new" w:history="1">
         <w:r>
           <w:rPr>
             <w:rStyle w:val="ac"/>
@@ -3804,7 +3551,7 @@
         </w:rPr>
         <w:t xml:space="preserve">Одинцова, М. А. Информационные системы управления торговым предприятием : учебно-методическое пособие / М. А. Одинцова. — Москва : РТУ МИРЭА, 2020. — 61 с. — Текст : электронный // Лань : электронно-библиотечная система. — URL: </w:t>
       </w:r>
-      <w:hyperlink r:id="rId18" w:tgtFrame="_new" w:history="1">
+      <w:hyperlink r:id="rId16" w:tgtFrame="_new" w:history="1">
         <w:r>
           <w:rPr>
             <w:rStyle w:val="ac"/>
@@ -3840,7 +3587,7 @@
         </w:rPr>
         <w:t xml:space="preserve">Остроух, А. В. Проектирование информационных систем : монография / А. В. Остроух, Н. Е. Суркова. — 2-е изд., стер. — Санкт-Петербург : Лань, 2021. — 164 с. — ISBN 978-5-8114-8377-8. — Текст : электронный // Лань : электронно-библиотечная система. — URL: </w:t>
       </w:r>
-      <w:hyperlink r:id="rId19" w:tgtFrame="_new" w:history="1">
+      <w:hyperlink r:id="rId17" w:tgtFrame="_new" w:history="1">
         <w:r>
           <w:rPr>
             <w:rStyle w:val="ac"/>
@@ -3883,7 +3630,7 @@
         <w:lastRenderedPageBreak/>
         <w:t xml:space="preserve">информационных систем : монография / А. В. Остроух, А. В. Помазанов. — Санкт-Петербург : Лань, 2022. — 96 с. — ISBN 978-5-8114-3417-6. — Текст : электронный // Лань : электронно-библиотечная система. — URL: </w:t>
       </w:r>
-      <w:hyperlink r:id="rId20" w:tgtFrame="_new" w:history="1">
+      <w:hyperlink r:id="rId18" w:tgtFrame="_new" w:history="1">
         <w:r>
           <w:rPr>
             <w:rStyle w:val="ac"/>
@@ -3919,7 +3666,7 @@
         </w:rPr>
         <w:t xml:space="preserve">Лентяева, Т. В. Информационный менеджмент : учебное пособие / Т. В. Лентяева, А. Д. Лагунова. — Москва : РТУ МИРЭА, 2021. — 128 с. — Текст : электронный // Лань : электронно-библиотечная система. — URL: </w:t>
       </w:r>
-      <w:hyperlink r:id="rId21" w:tgtFrame="_new" w:history="1">
+      <w:hyperlink r:id="rId19" w:tgtFrame="_new" w:history="1">
         <w:r>
           <w:rPr>
             <w:rStyle w:val="ac"/>
@@ -3955,7 +3702,7 @@
         </w:rPr>
         <w:t xml:space="preserve">Кириллина, Ю. В. Реинжиниринг бизнес-процессов : методические рекомендации / Ю. В. Кириллина. — Москва : РТУ МИРЭА, 2021. — 31 с. — Текст : электронный // Лань : электронно-библиотечная система. — URL: </w:t>
       </w:r>
-      <w:hyperlink r:id="rId22" w:tgtFrame="_new" w:history="1">
+      <w:hyperlink r:id="rId20" w:tgtFrame="_new" w:history="1">
         <w:r>
           <w:rPr>
             <w:rStyle w:val="ac"/>
@@ -3972,13 +3719,6 @@
         </w:rPr>
         <w:t xml:space="preserve"> (дата обращения: 09.01.2025). — Режим доступа: для авториз. пользователей.</w:t>
       </w:r>
-    </w:p>
-    <w:p>
-      <w:pPr>
-        <w:rPr>
-          <w:lang w:eastAsia="ru-RU" w:bidi="ru-RU"/>
-        </w:rPr>
-      </w:pPr>
     </w:p>
     <w:sectPr>
       <w:pgSz w:w="11906" w:h="16838"/>
